--- a/2100030959_Kalyan.docx
+++ b/2100030959_Kalyan.docx
@@ -678,7 +678,16 @@
           <w:sz w:val="24"/>
           <w:szCs w:val="24"/>
         </w:rPr>
-        <w:t>hands-on experience in</w:t>
+        <w:t>working knowledge</w:t>
+      </w:r>
+      <w:r>
+        <w:rPr>
+          <w:rFonts w:ascii="Times New Roman" w:hAnsi="Times New Roman" w:cs="Times New Roman"/>
+          <w:color w:val="171717"/>
+          <w:sz w:val="24"/>
+          <w:szCs w:val="24"/>
+        </w:rPr>
+        <w:t xml:space="preserve"> in</w:t>
       </w:r>
       <w:r>
         <w:rPr>
@@ -1114,14 +1123,25 @@
         </w:rPr>
         <w:t xml:space="preserve"> </w:t>
       </w:r>
-      <w:r>
-        <w:rPr>
-          <w:rFonts w:ascii="Times New Roman" w:hAnsi="Times New Roman" w:cs="Times New Roman"/>
-          <w:color w:val="171717"/>
-          <w:sz w:val="24"/>
-          <w:szCs w:val="24"/>
-        </w:rPr>
-        <w:t xml:space="preserve">UNIVERSITY)               </w:t>
+      <w:proofErr w:type="gramStart"/>
+      <w:r>
+        <w:rPr>
+          <w:rFonts w:ascii="Times New Roman" w:hAnsi="Times New Roman" w:cs="Times New Roman"/>
+          <w:color w:val="171717"/>
+          <w:sz w:val="24"/>
+          <w:szCs w:val="24"/>
+        </w:rPr>
+        <w:t xml:space="preserve">UNIVERSITY)   </w:t>
+      </w:r>
+      <w:proofErr w:type="gramEnd"/>
+      <w:r>
+        <w:rPr>
+          <w:rFonts w:ascii="Times New Roman" w:hAnsi="Times New Roman" w:cs="Times New Roman"/>
+          <w:color w:val="171717"/>
+          <w:sz w:val="24"/>
+          <w:szCs w:val="24"/>
+        </w:rPr>
+        <w:t xml:space="preserve">            </w:t>
       </w:r>
       <w:r>
         <w:rPr>
@@ -1313,16 +1333,29 @@
         </w:rPr>
         <w:t xml:space="preserve"> </w:t>
       </w:r>
-      <w:r>
-        <w:rPr>
-          <w:rFonts w:ascii="Times New Roman" w:hAnsi="Times New Roman" w:cs="Times New Roman"/>
-          <w:b/>
-          <w:bCs/>
-          <w:color w:val="171717"/>
-          <w:sz w:val="24"/>
-          <w:szCs w:val="24"/>
-        </w:rPr>
-        <w:t>Larambha College, Bargarh</w:t>
+      <w:proofErr w:type="spellStart"/>
+      <w:r>
+        <w:rPr>
+          <w:rFonts w:ascii="Times New Roman" w:hAnsi="Times New Roman" w:cs="Times New Roman"/>
+          <w:b/>
+          <w:bCs/>
+          <w:color w:val="171717"/>
+          <w:sz w:val="24"/>
+          <w:szCs w:val="24"/>
+        </w:rPr>
+        <w:t>Larambha</w:t>
+      </w:r>
+      <w:proofErr w:type="spellEnd"/>
+      <w:r>
+        <w:rPr>
+          <w:rFonts w:ascii="Times New Roman" w:hAnsi="Times New Roman" w:cs="Times New Roman"/>
+          <w:b/>
+          <w:bCs/>
+          <w:color w:val="171717"/>
+          <w:sz w:val="24"/>
+          <w:szCs w:val="24"/>
+        </w:rPr>
+        <w:t xml:space="preserve"> College, Bargarh</w:t>
       </w:r>
       <w:r>
         <w:rPr>
@@ -1527,16 +1560,29 @@
         </w:rPr>
         <w:t xml:space="preserve"> </w:t>
       </w:r>
-      <w:r>
-        <w:rPr>
-          <w:rFonts w:ascii="Times New Roman" w:hAnsi="Times New Roman" w:cs="Times New Roman"/>
-          <w:b/>
-          <w:bCs/>
-          <w:color w:val="171717"/>
-          <w:sz w:val="24"/>
-          <w:szCs w:val="24"/>
-        </w:rPr>
-        <w:t>The Kosala School, Bargarh</w:t>
+      <w:proofErr w:type="gramStart"/>
+      <w:r>
+        <w:rPr>
+          <w:rFonts w:ascii="Times New Roman" w:hAnsi="Times New Roman" w:cs="Times New Roman"/>
+          <w:b/>
+          <w:bCs/>
+          <w:color w:val="171717"/>
+          <w:sz w:val="24"/>
+          <w:szCs w:val="24"/>
+        </w:rPr>
+        <w:t>The</w:t>
+      </w:r>
+      <w:proofErr w:type="gramEnd"/>
+      <w:r>
+        <w:rPr>
+          <w:rFonts w:ascii="Times New Roman" w:hAnsi="Times New Roman" w:cs="Times New Roman"/>
+          <w:b/>
+          <w:bCs/>
+          <w:color w:val="171717"/>
+          <w:sz w:val="24"/>
+          <w:szCs w:val="24"/>
+        </w:rPr>
+        <w:t xml:space="preserve"> Kosala School, Bargarh</w:t>
       </w:r>
       <w:r>
         <w:rPr>
@@ -1864,6 +1910,7 @@
         </w:rPr>
         <w:t xml:space="preserve"> </w:t>
       </w:r>
+      <w:proofErr w:type="spellStart"/>
       <w:r>
         <w:rPr>
           <w:rFonts w:ascii="Times New Roman" w:hAnsi="Times New Roman" w:cs="Times New Roman"/>
@@ -1871,6 +1918,7 @@
         </w:rPr>
         <w:t>BootStrap</w:t>
       </w:r>
+      <w:proofErr w:type="spellEnd"/>
       <w:r>
         <w:rPr>
           <w:rFonts w:ascii="Times New Roman" w:hAnsi="Times New Roman" w:cs="Times New Roman"/>
@@ -1992,7 +2040,7 @@
           <w:b/>
           <w:color w:val="171717"/>
         </w:rPr>
-        <w:t>DevOps</w:t>
+        <w:t>Version Control</w:t>
       </w:r>
       <w:r>
         <w:rPr>
@@ -2021,56 +2069,10 @@
       <w:r>
         <w:rPr>
           <w:rFonts w:ascii="Times New Roman" w:hAnsi="Times New Roman" w:cs="Times New Roman"/>
-          <w:b/>
-          <w:color w:val="171717"/>
-        </w:rPr>
-        <w:t xml:space="preserve">, </w:t>
-      </w:r>
-      <w:r>
-        <w:rPr>
-          <w:rFonts w:ascii="Times New Roman" w:hAnsi="Times New Roman" w:cs="Times New Roman"/>
-          <w:bCs/>
-          <w:color w:val="171717"/>
-          <w:spacing w:val="-7"/>
-        </w:rPr>
-        <w:t>Maven,</w:t>
-      </w:r>
-      <w:r>
-        <w:rPr>
-          <w:rFonts w:ascii="Times New Roman" w:hAnsi="Times New Roman" w:cs="Times New Roman"/>
-          <w:b/>
-          <w:color w:val="171717"/>
-          <w:spacing w:val="-7"/>
-        </w:rPr>
-        <w:t xml:space="preserve"> </w:t>
-      </w:r>
-      <w:r>
-        <w:rPr>
-          <w:rFonts w:ascii="Times New Roman" w:hAnsi="Times New Roman" w:cs="Times New Roman"/>
-          <w:color w:val="171717"/>
-        </w:rPr>
-        <w:t>EC2, S3, Docker, K</w:t>
-      </w:r>
-      <w:r>
-        <w:rPr>
-          <w:rFonts w:ascii="Times New Roman" w:hAnsi="Times New Roman" w:cs="Times New Roman"/>
-          <w:color w:val="171717"/>
-        </w:rPr>
-        <w:t>8S (basic)</w:t>
-      </w:r>
-      <w:r>
-        <w:rPr>
-          <w:rFonts w:ascii="Times New Roman" w:hAnsi="Times New Roman" w:cs="Times New Roman"/>
-          <w:color w:val="171717"/>
-        </w:rPr>
-        <w:t xml:space="preserve"> </w:t>
-      </w:r>
-      <w:r>
-        <w:rPr>
-          <w:rFonts w:ascii="Times New Roman" w:hAnsi="Times New Roman" w:cs="Times New Roman"/>
-          <w:color w:val="171717"/>
-        </w:rPr>
-        <w:t xml:space="preserve">          </w:t>
+          <w:bCs/>
+          <w:color w:val="171717"/>
+        </w:rPr>
+        <w:t xml:space="preserve"> &amp; GitHub</w:t>
       </w:r>
     </w:p>
     <w:p>
@@ -2375,16 +2377,29 @@
           <w:szCs w:val="24"/>
         </w:rPr>
       </w:pPr>
-      <w:r>
-        <w:rPr>
-          <w:rFonts w:ascii="Times New Roman" w:hAnsi="Times New Roman" w:cs="Times New Roman"/>
-          <w:b/>
-          <w:bCs/>
-          <w:color w:val="0070C0"/>
-          <w:sz w:val="24"/>
-          <w:szCs w:val="24"/>
-        </w:rPr>
-        <w:t>GenC Intern</w:t>
+      <w:proofErr w:type="spellStart"/>
+      <w:r>
+        <w:rPr>
+          <w:rFonts w:ascii="Times New Roman" w:hAnsi="Times New Roman" w:cs="Times New Roman"/>
+          <w:b/>
+          <w:bCs/>
+          <w:color w:val="0070C0"/>
+          <w:sz w:val="24"/>
+          <w:szCs w:val="24"/>
+        </w:rPr>
+        <w:t>GenC</w:t>
+      </w:r>
+      <w:proofErr w:type="spellEnd"/>
+      <w:r>
+        <w:rPr>
+          <w:rFonts w:ascii="Times New Roman" w:hAnsi="Times New Roman" w:cs="Times New Roman"/>
+          <w:b/>
+          <w:bCs/>
+          <w:color w:val="0070C0"/>
+          <w:sz w:val="24"/>
+          <w:szCs w:val="24"/>
+        </w:rPr>
+        <w:t xml:space="preserve"> Intern</w:t>
       </w:r>
       <w:r>
         <w:rPr>
@@ -2417,7 +2432,7 @@
           <w:sz w:val="24"/>
           <w:szCs w:val="24"/>
         </w:rPr>
-        <w:t xml:space="preserve">                                                         </w:t>
+        <w:t xml:space="preserve">                                                      </w:t>
       </w:r>
       <w:r>
         <w:rPr>
@@ -2485,18 +2500,18 @@
           <w:sz w:val="24"/>
           <w:szCs w:val="24"/>
         </w:rPr>
-        <w:t xml:space="preserve">– </w:t>
-      </w:r>
-      <w:r>
-        <w:rPr>
-          <w:rFonts w:ascii="Times New Roman" w:hAnsi="Times New Roman" w:cs="Times New Roman"/>
-          <w:b/>
-          <w:bCs/>
-          <w:color w:val="0070C0"/>
-          <w:sz w:val="24"/>
-          <w:szCs w:val="24"/>
-        </w:rPr>
-        <w:t>Present</w:t>
+        <w:t>–</w:t>
+      </w:r>
+      <w:r>
+        <w:rPr>
+          <w:rFonts w:ascii="Times New Roman" w:hAnsi="Times New Roman" w:cs="Times New Roman"/>
+          <w:b/>
+          <w:bCs/>
+          <w:color w:val="0070C0"/>
+          <w:sz w:val="24"/>
+          <w:szCs w:val="24"/>
+        </w:rPr>
+        <w:t xml:space="preserve"> April 2025</w:t>
       </w:r>
     </w:p>
     <w:p>
@@ -2607,14 +2622,25 @@
           <w:szCs w:val="24"/>
         </w:rPr>
       </w:pPr>
-      <w:r>
-        <w:rPr>
-          <w:rFonts w:ascii="Times New Roman" w:hAnsi="Times New Roman" w:cs="Times New Roman"/>
-          <w:color w:val="171717"/>
-          <w:sz w:val="24"/>
-          <w:szCs w:val="24"/>
-        </w:rPr>
-        <w:t xml:space="preserve">Contributed to developing an </w:t>
+      <w:proofErr w:type="gramStart"/>
+      <w:r>
+        <w:rPr>
+          <w:rFonts w:ascii="Times New Roman" w:hAnsi="Times New Roman" w:cs="Times New Roman"/>
+          <w:color w:val="171717"/>
+          <w:sz w:val="24"/>
+          <w:szCs w:val="24"/>
+        </w:rPr>
+        <w:t>Contributed</w:t>
+      </w:r>
+      <w:proofErr w:type="gramEnd"/>
+      <w:r>
+        <w:rPr>
+          <w:rFonts w:ascii="Times New Roman" w:hAnsi="Times New Roman" w:cs="Times New Roman"/>
+          <w:color w:val="171717"/>
+          <w:sz w:val="24"/>
+          <w:szCs w:val="24"/>
+        </w:rPr>
+        <w:t xml:space="preserve"> to developing an </w:t>
       </w:r>
       <w:r>
         <w:rPr>
@@ -3981,6 +4007,7 @@
           <w:szCs w:val="24"/>
         </w:rPr>
       </w:pPr>
+      <w:proofErr w:type="spellStart"/>
       <w:r>
         <w:rPr>
           <w:rFonts w:ascii="Times New Roman" w:hAnsi="Times New Roman" w:cs="Times New Roman"/>
@@ -4024,7 +4051,17 @@
           <w:sz w:val="24"/>
           <w:szCs w:val="24"/>
         </w:rPr>
-        <w:t>ank Problem Solving (Basic)</w:t>
+        <w:t>ank</w:t>
+      </w:r>
+      <w:proofErr w:type="spellEnd"/>
+      <w:r>
+        <w:rPr>
+          <w:rFonts w:ascii="Times New Roman" w:hAnsi="Times New Roman" w:cs="Times New Roman"/>
+          <w:color w:val="171717"/>
+          <w:sz w:val="24"/>
+          <w:szCs w:val="24"/>
+        </w:rPr>
+        <w:t xml:space="preserve"> Problem Solving (Basic)</w:t>
       </w:r>
       <w:r>
         <w:rPr>
@@ -4367,7 +4404,17 @@
           <w:sz w:val="24"/>
           <w:szCs w:val="24"/>
         </w:rPr>
-        <w:t>star rating in Java on Hacker</w:t>
+        <w:t xml:space="preserve">star rating in Java on </w:t>
+      </w:r>
+      <w:proofErr w:type="spellStart"/>
+      <w:r>
+        <w:rPr>
+          <w:rFonts w:ascii="Times New Roman" w:hAnsi="Times New Roman" w:cs="Times New Roman"/>
+          <w:color w:val="171717"/>
+          <w:sz w:val="24"/>
+          <w:szCs w:val="24"/>
+        </w:rPr>
+        <w:t>Hacker</w:t>
       </w:r>
       <w:r>
         <w:rPr>
@@ -4403,7 +4450,17 @@
           <w:sz w:val="24"/>
           <w:szCs w:val="24"/>
         </w:rPr>
-        <w:t>k.</w:t>
+        <w:t>k</w:t>
+      </w:r>
+      <w:proofErr w:type="spellEnd"/>
+      <w:r>
+        <w:rPr>
+          <w:rFonts w:ascii="Times New Roman" w:hAnsi="Times New Roman" w:cs="Times New Roman"/>
+          <w:color w:val="171717"/>
+          <w:sz w:val="24"/>
+          <w:szCs w:val="24"/>
+        </w:rPr>
+        <w:t>.</w:t>
       </w:r>
     </w:p>
     <w:p>
